--- a/docs/Практическая работа 2 ПИ КРивошеев.docx
+++ b/docs/Практическая работа 2 ПИ КРивошеев.docx
@@ -1389,50 +1389,6 @@
     <w:p>
       <w:pPr>
         <w:pStyle w:val="a7"/>
-        <w:spacing w:after="0" w:line="360" w:lineRule="auto"/>
-        <w:ind w:left="0" w:firstLine="709"/>
-        <w:rPr>
-          <w:lang w:val="ru-RU"/>
-        </w:rPr>
-      </w:pPr>
-    </w:p>
-    <w:p>
-      <w:pPr>
-        <w:pStyle w:val="a7"/>
-        <w:spacing w:after="0" w:line="360" w:lineRule="auto"/>
-        <w:ind w:left="0" w:firstLine="709"/>
-        <w:rPr>
-          <w:lang w:val="ru-RU"/>
-        </w:rPr>
-      </w:pPr>
-      <w:r>
-        <w:rPr>
-          <w:b/>
-          <w:bCs/>
-          <w:lang w:val="ru-RU"/>
-        </w:rPr>
-        <w:t>Для Администратора:</w:t>
-      </w:r>
-      <w:r>
-        <w:rPr>
-          <w:lang w:val="ru-RU"/>
-        </w:rPr>
-        <w:t xml:space="preserve"> </w:t>
-      </w:r>
-    </w:p>
-    <w:p>
-      <w:pPr>
-        <w:pStyle w:val="a7"/>
-        <w:spacing w:after="0" w:line="360" w:lineRule="auto"/>
-        <w:ind w:left="0" w:firstLine="709"/>
-        <w:rPr>
-          <w:lang w:val="ru-RU"/>
-        </w:rPr>
-      </w:pPr>
-    </w:p>
-    <w:p>
-      <w:pPr>
-        <w:pStyle w:val="a7"/>
         <w:numPr>
           <w:ilvl w:val="0"/>
           <w:numId w:val="2"/>
@@ -1447,21 +1403,52 @@
         <w:rPr>
           <w:lang w:val="ru-RU"/>
         </w:rPr>
-        <w:lastRenderedPageBreak/>
-        <w:t>Администратор должен иметь возможность просматривать список всех будущих</w:t>
-      </w:r>
-      <w:r>
-        <w:rPr>
-          <w:lang w:val="ru-RU"/>
-        </w:rPr>
-        <w:t xml:space="preserve"> или текущих</w:t>
-      </w:r>
-      <w:r>
-        <w:rPr>
-          <w:lang w:val="ru-RU"/>
-        </w:rPr>
-        <w:t xml:space="preserve"> бронирований в виде календаря или таблицы. </w:t>
-      </w:r>
+        <w:t>Бармен должен иметь возможность авторизоваться в системе под своей учетной записью</w:t>
+      </w:r>
+    </w:p>
+    <w:p>
+      <w:pPr>
+        <w:pStyle w:val="a7"/>
+        <w:spacing w:after="0" w:line="360" w:lineRule="auto"/>
+        <w:ind w:left="0" w:firstLine="709"/>
+        <w:rPr>
+          <w:lang w:val="ru-RU"/>
+        </w:rPr>
+      </w:pPr>
+    </w:p>
+    <w:p>
+      <w:pPr>
+        <w:pStyle w:val="a7"/>
+        <w:spacing w:after="0" w:line="360" w:lineRule="auto"/>
+        <w:ind w:left="0" w:firstLine="709"/>
+        <w:rPr>
+          <w:lang w:val="ru-RU"/>
+        </w:rPr>
+      </w:pPr>
+      <w:r>
+        <w:rPr>
+          <w:b/>
+          <w:bCs/>
+          <w:lang w:val="ru-RU"/>
+        </w:rPr>
+        <w:t>Для Администратора:</w:t>
+      </w:r>
+      <w:r>
+        <w:rPr>
+          <w:lang w:val="ru-RU"/>
+        </w:rPr>
+        <w:t xml:space="preserve"> </w:t>
+      </w:r>
+    </w:p>
+    <w:p>
+      <w:pPr>
+        <w:pStyle w:val="a7"/>
+        <w:spacing w:after="0" w:line="360" w:lineRule="auto"/>
+        <w:ind w:left="0" w:firstLine="709"/>
+        <w:rPr>
+          <w:lang w:val="ru-RU"/>
+        </w:rPr>
+      </w:pPr>
     </w:p>
     <w:p>
       <w:pPr>
@@ -1480,58 +1467,20 @@
         <w:rPr>
           <w:lang w:val="ru-RU"/>
         </w:rPr>
-        <w:t>Администратор должен иметь возможность вручную изменять статус брони</w:t>
-      </w:r>
-      <w:r>
-        <w:rPr>
-          <w:lang w:val="ru-RU"/>
-        </w:rPr>
-        <w:t>.</w:t>
-      </w:r>
-    </w:p>
-    <w:p>
-      <w:pPr>
-        <w:pStyle w:val="a7"/>
-        <w:spacing w:after="0" w:line="360" w:lineRule="auto"/>
-        <w:ind w:left="0" w:firstLine="709"/>
-        <w:rPr>
-          <w:lang w:val="ru-RU"/>
-        </w:rPr>
-      </w:pPr>
-    </w:p>
-    <w:p>
-      <w:pPr>
-        <w:pStyle w:val="a7"/>
-        <w:spacing w:after="0" w:line="360" w:lineRule="auto"/>
-        <w:ind w:left="0" w:firstLine="709"/>
-        <w:rPr>
-          <w:lang w:val="ru-RU"/>
-        </w:rPr>
-      </w:pPr>
-      <w:r>
-        <w:rPr>
-          <w:b/>
-          <w:bCs/>
-          <w:lang w:val="ru-RU"/>
-        </w:rPr>
-        <w:t>Для Управляющего и Генерального директора:</w:t>
-      </w:r>
-      <w:r>
-        <w:rPr>
-          <w:lang w:val="ru-RU"/>
-        </w:rPr>
-        <w:t xml:space="preserve"> </w:t>
-      </w:r>
-    </w:p>
-    <w:p>
-      <w:pPr>
-        <w:pStyle w:val="a7"/>
-        <w:spacing w:after="0" w:line="360" w:lineRule="auto"/>
-        <w:ind w:left="0" w:firstLine="709"/>
-        <w:rPr>
-          <w:lang w:val="ru-RU"/>
-        </w:rPr>
-      </w:pPr>
+        <w:t>Администратор должен иметь возможность просматривать список всех будущих</w:t>
+      </w:r>
+      <w:r>
+        <w:rPr>
+          <w:lang w:val="ru-RU"/>
+        </w:rPr>
+        <w:t xml:space="preserve"> или текущих</w:t>
+      </w:r>
+      <w:r>
+        <w:rPr>
+          <w:lang w:val="ru-RU"/>
+        </w:rPr>
+        <w:t xml:space="preserve"> бронирований в виде календаря или таблицы. </w:t>
+      </w:r>
     </w:p>
     <w:p>
       <w:pPr>
@@ -1550,8 +1499,58 @@
         <w:rPr>
           <w:lang w:val="ru-RU"/>
         </w:rPr>
-        <w:t xml:space="preserve">Управляющий должен иметь возможность добавлять, редактировать и архивировать позиции в меню, а также менять цены. </w:t>
-      </w:r>
+        <w:t>Администратор должен иметь возможность вручную изменять статус брони</w:t>
+      </w:r>
+      <w:r>
+        <w:rPr>
+          <w:lang w:val="ru-RU"/>
+        </w:rPr>
+        <w:t>.</w:t>
+      </w:r>
+    </w:p>
+    <w:p>
+      <w:pPr>
+        <w:pStyle w:val="a7"/>
+        <w:spacing w:after="0" w:line="360" w:lineRule="auto"/>
+        <w:ind w:left="0" w:firstLine="709"/>
+        <w:rPr>
+          <w:lang w:val="ru-RU"/>
+        </w:rPr>
+      </w:pPr>
+    </w:p>
+    <w:p>
+      <w:pPr>
+        <w:pStyle w:val="a7"/>
+        <w:spacing w:after="0" w:line="360" w:lineRule="auto"/>
+        <w:ind w:left="0" w:firstLine="709"/>
+        <w:rPr>
+          <w:lang w:val="ru-RU"/>
+        </w:rPr>
+      </w:pPr>
+      <w:r>
+        <w:rPr>
+          <w:b/>
+          <w:bCs/>
+          <w:lang w:val="ru-RU"/>
+        </w:rPr>
+        <w:t>Для Управляющего и Генерального директора:</w:t>
+      </w:r>
+      <w:r>
+        <w:rPr>
+          <w:lang w:val="ru-RU"/>
+        </w:rPr>
+        <w:t xml:space="preserve"> </w:t>
+      </w:r>
+    </w:p>
+    <w:p>
+      <w:pPr>
+        <w:pStyle w:val="a7"/>
+        <w:spacing w:after="0" w:line="360" w:lineRule="auto"/>
+        <w:ind w:left="0" w:firstLine="709"/>
+        <w:rPr>
+          <w:lang w:val="ru-RU"/>
+        </w:rPr>
+      </w:pPr>
     </w:p>
     <w:p>
       <w:pPr>
@@ -1570,7 +1569,7 @@
         <w:rPr>
           <w:lang w:val="ru-RU"/>
         </w:rPr>
-        <w:t xml:space="preserve">Система должна автоматически формировать отчет о выручке за текущую смену и отправлять его Управляющему. </w:t>
+        <w:t xml:space="preserve">Управляющий должен иметь возможность добавлять, редактировать и архивировать позиции в меню, а также менять цены. </w:t>
       </w:r>
     </w:p>
     <w:p>
@@ -1590,7 +1589,41 @@
         <w:rPr>
           <w:lang w:val="ru-RU"/>
         </w:rPr>
-        <w:t xml:space="preserve">Генеральный директор должен иметь доступ к дашборду с ключевыми показателями эффективности (KPI): общая выручка за месяц, средний чек, популярность категорий блюд. </w:t>
+        <w:t xml:space="preserve">Система должна автоматически формировать отчет о выручке за текущую смену и отправлять его Управляющему. </w:t>
+      </w:r>
+    </w:p>
+    <w:p>
+      <w:pPr>
+        <w:pStyle w:val="a7"/>
+        <w:numPr>
+          <w:ilvl w:val="0"/>
+          <w:numId w:val="2"/>
+        </w:numPr>
+        <w:spacing w:after="0" w:line="360" w:lineRule="auto"/>
+        <w:ind w:left="0" w:firstLine="709"/>
+        <w:rPr>
+          <w:lang w:val="ru-RU"/>
+        </w:rPr>
+      </w:pPr>
+      <w:r>
+        <w:rPr>
+          <w:lang w:val="ru-RU"/>
+        </w:rPr>
+        <w:t xml:space="preserve">Генеральный директор должен иметь доступ к </w:t>
+      </w:r>
+      <w:proofErr w:type="spellStart"/>
+      <w:r>
+        <w:rPr>
+          <w:lang w:val="ru-RU"/>
+        </w:rPr>
+        <w:t>дашборду</w:t>
+      </w:r>
+      <w:proofErr w:type="spellEnd"/>
+      <w:r>
+        <w:rPr>
+          <w:lang w:val="ru-RU"/>
+        </w:rPr>
+        <w:t xml:space="preserve"> с ключевыми показателями эффективности (KPI): общая выручка за месяц, средний чек, популярность категорий блюд. </w:t>
       </w:r>
     </w:p>
     <w:p>

--- a/docs/Практическая работа 2 ПИ КРивошеев.docx
+++ b/docs/Практическая работа 2 ПИ КРивошеев.docx
@@ -1099,7 +1099,13 @@
           <w:lang w:val="ru-RU"/>
         </w:rPr>
         <w:lastRenderedPageBreak/>
-        <w:t xml:space="preserve">Официант должен видеть в реальном времени статус готовности каждого блюда и напитка в заказе. </w:t>
+        <w:t>Обновление статуса блюда на планшете официанта должно происходить не позднее чем через 3 секунды после отметки поваром</w:t>
+      </w:r>
+      <w:r>
+        <w:rPr>
+          <w:lang w:val="ru-RU"/>
+        </w:rPr>
+        <w:t xml:space="preserve">. </w:t>
       </w:r>
     </w:p>
     <w:p>
